--- a/templates/SPANISH/template_single_draw.docx
+++ b/templates/SPANISH/template_single_draw.docx
@@ -7,6 +7,7 @@
         <w:spacing w:after="0" w:line="240" w:lineRule="auto"/>
         <w:jc w:val="center"/>
         <w:rPr>
+          <w:rFonts w:ascii="Cambria" w:hAnsi="Cambria"/>
           <w:b/>
           <w:bCs/>
           <w:sz w:val="28"/>
@@ -16,6 +17,7 @@
       </w:pPr>
       <w:r>
         <w:rPr>
+          <w:rFonts w:ascii="Cambria" w:hAnsi="Cambria"/>
           <w:b/>
           <w:bCs/>
           <w:sz w:val="28"/>
@@ -26,6 +28,7 @@
       </w:r>
       <w:r>
         <w:rPr>
+          <w:rFonts w:ascii="Cambria" w:hAnsi="Cambria"/>
           <w:b/>
           <w:bCs/>
           <w:sz w:val="28"/>
@@ -40,6 +43,7 @@
         <w:spacing w:after="0" w:line="240" w:lineRule="auto"/>
         <w:jc w:val="center"/>
         <w:rPr>
+          <w:rFonts w:ascii="Cambria" w:hAnsi="Cambria"/>
           <w:lang w:val="es-ES"/>
         </w:rPr>
       </w:pPr>
@@ -48,6 +52,7 @@
       <w:pPr>
         <w:spacing w:after="0" w:line="240" w:lineRule="auto"/>
         <w:rPr>
+          <w:rFonts w:ascii="Cambria" w:hAnsi="Cambria"/>
           <w:lang w:val="es-ES"/>
         </w:rPr>
       </w:pPr>
@@ -55,17 +60,31 @@
     <w:p>
       <w:pPr>
         <w:spacing w:after="0" w:line="240" w:lineRule="auto"/>
+        <w:rPr>
+          <w:rFonts w:ascii="Cambria" w:hAnsi="Cambria"/>
+          <w:lang w:val="es-ES"/>
+        </w:rPr>
       </w:pPr>
       <w:r>
+        <w:rPr>
+          <w:rFonts w:ascii="Cambria" w:hAnsi="Cambria"/>
+          <w:lang w:val="es-ES"/>
+        </w:rPr>
         <w:t>País</w:t>
       </w:r>
       <w:r>
+        <w:rPr>
+          <w:rFonts w:ascii="Cambria" w:hAnsi="Cambria"/>
+          <w:lang w:val="es-ES"/>
+        </w:rPr>
         <w:t xml:space="preserve">: </w:t>
       </w:r>
       <w:bookmarkStart w:id="0" w:name="bmk1"/>
       <w:r>
         <w:rPr>
+          <w:rFonts w:ascii="Cambria" w:hAnsi="Cambria"/>
           <w:u w:val="single"/>
+          <w:lang w:val="es-ES"/>
         </w:rPr>
         <w:t>bmk1</w:t>
       </w:r>
@@ -74,88 +93,194 @@
     <w:p>
       <w:pPr>
         <w:spacing w:after="0" w:line="240" w:lineRule="auto"/>
+        <w:rPr>
+          <w:rFonts w:ascii="Cambria" w:hAnsi="Cambria"/>
+          <w:lang w:val="es-ES"/>
+        </w:rPr>
       </w:pPr>
     </w:p>
     <w:p>
       <w:pPr>
         <w:spacing w:after="0" w:line="240" w:lineRule="auto"/>
+        <w:rPr>
+          <w:rFonts w:ascii="Cambria" w:hAnsi="Cambria"/>
+          <w:lang w:val="es-ES"/>
+        </w:rPr>
       </w:pPr>
       <w:r>
+        <w:rPr>
+          <w:rFonts w:ascii="Cambria" w:hAnsi="Cambria"/>
+          <w:lang w:val="es-ES"/>
+        </w:rPr>
         <w:t>Escuela</w:t>
       </w:r>
       <w:r>
+        <w:rPr>
+          <w:rFonts w:ascii="Cambria" w:hAnsi="Cambria"/>
+          <w:lang w:val="es-ES"/>
+        </w:rPr>
         <w:t xml:space="preserve">: </w:t>
       </w:r>
       <w:r>
-        <w:softHyphen/>
-      </w:r>
-      <w:r>
-        <w:softHyphen/>
-      </w:r>
-      <w:r>
-        <w:softHyphen/>
-      </w:r>
-      <w:r>
-        <w:softHyphen/>
-      </w:r>
-      <w:r>
-        <w:softHyphen/>
-      </w:r>
-      <w:r>
-        <w:softHyphen/>
-      </w:r>
-      <w:r>
-        <w:softHyphen/>
-      </w:r>
-      <w:r>
-        <w:softHyphen/>
-      </w:r>
-      <w:r>
-        <w:softHyphen/>
-      </w:r>
-      <w:r>
-        <w:softHyphen/>
-      </w:r>
-      <w:r>
-        <w:softHyphen/>
-      </w:r>
-      <w:r>
-        <w:softHyphen/>
-      </w:r>
-      <w:r>
-        <w:softHyphen/>
-      </w:r>
-      <w:r>
-        <w:softHyphen/>
-      </w:r>
-      <w:r>
-        <w:softHyphen/>
-      </w:r>
-      <w:r>
-        <w:softHyphen/>
-      </w:r>
-      <w:r>
-        <w:softHyphen/>
-      </w:r>
-      <w:r>
-        <w:softHyphen/>
-      </w:r>
-      <w:r>
-        <w:softHyphen/>
-      </w:r>
-      <w:r>
-        <w:softHyphen/>
-      </w:r>
-      <w:r>
-        <w:softHyphen/>
-      </w:r>
-      <w:r>
+        <w:rPr>
+          <w:rFonts w:ascii="Cambria" w:hAnsi="Cambria"/>
+          <w:lang w:val="es-ES"/>
+        </w:rPr>
+        <w:softHyphen/>
+      </w:r>
+      <w:r>
+        <w:rPr>
+          <w:rFonts w:ascii="Cambria" w:hAnsi="Cambria"/>
+          <w:lang w:val="es-ES"/>
+        </w:rPr>
+        <w:softHyphen/>
+      </w:r>
+      <w:r>
+        <w:rPr>
+          <w:rFonts w:ascii="Cambria" w:hAnsi="Cambria"/>
+          <w:lang w:val="es-ES"/>
+        </w:rPr>
+        <w:softHyphen/>
+      </w:r>
+      <w:r>
+        <w:rPr>
+          <w:rFonts w:ascii="Cambria" w:hAnsi="Cambria"/>
+          <w:lang w:val="es-ES"/>
+        </w:rPr>
+        <w:softHyphen/>
+      </w:r>
+      <w:r>
+        <w:rPr>
+          <w:rFonts w:ascii="Cambria" w:hAnsi="Cambria"/>
+          <w:lang w:val="es-ES"/>
+        </w:rPr>
+        <w:softHyphen/>
+      </w:r>
+      <w:r>
+        <w:rPr>
+          <w:rFonts w:ascii="Cambria" w:hAnsi="Cambria"/>
+          <w:lang w:val="es-ES"/>
+        </w:rPr>
+        <w:softHyphen/>
+      </w:r>
+      <w:r>
+        <w:rPr>
+          <w:rFonts w:ascii="Cambria" w:hAnsi="Cambria"/>
+          <w:lang w:val="es-ES"/>
+        </w:rPr>
+        <w:softHyphen/>
+      </w:r>
+      <w:r>
+        <w:rPr>
+          <w:rFonts w:ascii="Cambria" w:hAnsi="Cambria"/>
+          <w:lang w:val="es-ES"/>
+        </w:rPr>
+        <w:softHyphen/>
+      </w:r>
+      <w:r>
+        <w:rPr>
+          <w:rFonts w:ascii="Cambria" w:hAnsi="Cambria"/>
+          <w:lang w:val="es-ES"/>
+        </w:rPr>
+        <w:softHyphen/>
+      </w:r>
+      <w:r>
+        <w:rPr>
+          <w:rFonts w:ascii="Cambria" w:hAnsi="Cambria"/>
+          <w:lang w:val="es-ES"/>
+        </w:rPr>
+        <w:softHyphen/>
+      </w:r>
+      <w:r>
+        <w:rPr>
+          <w:rFonts w:ascii="Cambria" w:hAnsi="Cambria"/>
+          <w:lang w:val="es-ES"/>
+        </w:rPr>
+        <w:softHyphen/>
+      </w:r>
+      <w:r>
+        <w:rPr>
+          <w:rFonts w:ascii="Cambria" w:hAnsi="Cambria"/>
+          <w:lang w:val="es-ES"/>
+        </w:rPr>
+        <w:softHyphen/>
+      </w:r>
+      <w:r>
+        <w:rPr>
+          <w:rFonts w:ascii="Cambria" w:hAnsi="Cambria"/>
+          <w:lang w:val="es-ES"/>
+        </w:rPr>
+        <w:softHyphen/>
+      </w:r>
+      <w:r>
+        <w:rPr>
+          <w:rFonts w:ascii="Cambria" w:hAnsi="Cambria"/>
+          <w:lang w:val="es-ES"/>
+        </w:rPr>
+        <w:softHyphen/>
+      </w:r>
+      <w:r>
+        <w:rPr>
+          <w:rFonts w:ascii="Cambria" w:hAnsi="Cambria"/>
+          <w:lang w:val="es-ES"/>
+        </w:rPr>
+        <w:softHyphen/>
+      </w:r>
+      <w:r>
+        <w:rPr>
+          <w:rFonts w:ascii="Cambria" w:hAnsi="Cambria"/>
+          <w:lang w:val="es-ES"/>
+        </w:rPr>
+        <w:softHyphen/>
+      </w:r>
+      <w:r>
+        <w:rPr>
+          <w:rFonts w:ascii="Cambria" w:hAnsi="Cambria"/>
+          <w:lang w:val="es-ES"/>
+        </w:rPr>
+        <w:softHyphen/>
+      </w:r>
+      <w:r>
+        <w:rPr>
+          <w:rFonts w:ascii="Cambria" w:hAnsi="Cambria"/>
+          <w:lang w:val="es-ES"/>
+        </w:rPr>
+        <w:softHyphen/>
+      </w:r>
+      <w:r>
+        <w:rPr>
+          <w:rFonts w:ascii="Cambria" w:hAnsi="Cambria"/>
+          <w:lang w:val="es-ES"/>
+        </w:rPr>
+        <w:softHyphen/>
+      </w:r>
+      <w:r>
+        <w:rPr>
+          <w:rFonts w:ascii="Cambria" w:hAnsi="Cambria"/>
+          <w:lang w:val="es-ES"/>
+        </w:rPr>
+        <w:softHyphen/>
+      </w:r>
+      <w:r>
+        <w:rPr>
+          <w:rFonts w:ascii="Cambria" w:hAnsi="Cambria"/>
+          <w:lang w:val="es-ES"/>
+        </w:rPr>
+        <w:softHyphen/>
+      </w:r>
+      <w:r>
+        <w:rPr>
+          <w:rFonts w:ascii="Cambria" w:hAnsi="Cambria"/>
+          <w:lang w:val="es-ES"/>
+        </w:rPr>
         <w:softHyphen/>
       </w:r>
       <w:bookmarkStart w:id="1" w:name="bmk2"/>
       <w:r>
         <w:rPr>
+          <w:rFonts w:ascii="Cambria" w:hAnsi="Cambria"/>
           <w:u w:val="single"/>
+          <w:lang w:val="es-ES"/>
         </w:rPr>
         <w:t>bmk2</w:t>
       </w:r>
@@ -164,23 +289,30 @@
     <w:p>
       <w:pPr>
         <w:spacing w:after="0" w:line="240" w:lineRule="auto"/>
+        <w:rPr>
+          <w:rFonts w:ascii="Cambria" w:hAnsi="Cambria"/>
+          <w:lang w:val="es-ES"/>
+        </w:rPr>
       </w:pPr>
     </w:p>
     <w:p>
       <w:pPr>
         <w:spacing w:after="0" w:line="240" w:lineRule="auto"/>
         <w:rPr>
+          <w:rFonts w:ascii="Cambria" w:hAnsi="Cambria"/>
           <w:lang w:val="es-ES"/>
         </w:rPr>
       </w:pPr>
       <w:r>
         <w:rPr>
+          <w:rFonts w:ascii="Cambria" w:hAnsi="Cambria"/>
           <w:lang w:val="es-ES"/>
         </w:rPr>
         <w:t>Identificador de la escuela</w:t>
       </w:r>
       <w:r>
         <w:rPr>
+          <w:rFonts w:ascii="Cambria" w:hAnsi="Cambria"/>
           <w:lang w:val="es-ES"/>
         </w:rPr>
         <w:t xml:space="preserve">: </w:t>
@@ -188,6 +320,7 @@
       <w:bookmarkStart w:id="2" w:name="bmk3"/>
       <w:r>
         <w:rPr>
+          <w:rFonts w:ascii="Cambria" w:hAnsi="Cambria"/>
           <w:u w:val="single"/>
           <w:lang w:val="es-ES"/>
         </w:rPr>
@@ -199,6 +332,7 @@
       <w:pPr>
         <w:spacing w:after="0" w:line="240" w:lineRule="auto"/>
         <w:rPr>
+          <w:rFonts w:ascii="Cambria" w:hAnsi="Cambria"/>
           <w:lang w:val="es-ES"/>
         </w:rPr>
       </w:pPr>
@@ -207,23 +341,25 @@
       <w:pPr>
         <w:spacing w:after="0" w:line="240" w:lineRule="auto"/>
         <w:rPr>
+          <w:rFonts w:ascii="Cambria" w:hAnsi="Cambria"/>
           <w:lang w:val="es-ES"/>
         </w:rPr>
       </w:pPr>
       <w:r>
         <w:rPr>
+          <w:rFonts w:ascii="Cambria" w:hAnsi="Cambria"/>
           <w:noProof/>
         </w:rPr>
         <mc:AlternateContent>
           <mc:Choice Requires="wps">
             <w:drawing>
-              <wp:anchor distT="0" distB="0" distL="114300" distR="114300" simplePos="0" relativeHeight="251659264" behindDoc="0" locked="0" layoutInCell="1" allowOverlap="1" wp14:anchorId="1367860B" wp14:editId="6C62A322">
+              <wp:anchor distT="0" distB="0" distL="114300" distR="114300" simplePos="0" relativeHeight="251659264" behindDoc="0" locked="0" layoutInCell="1" allowOverlap="1" wp14:anchorId="1367860B" wp14:editId="3A504F67">
                 <wp:simplePos x="0" y="0"/>
                 <wp:positionH relativeFrom="column">
-                  <wp:posOffset>2295525</wp:posOffset>
+                  <wp:posOffset>2477135</wp:posOffset>
                 </wp:positionH>
                 <wp:positionV relativeFrom="paragraph">
-                  <wp:posOffset>48260</wp:posOffset>
+                  <wp:posOffset>12964</wp:posOffset>
                 </wp:positionV>
                 <wp:extent cx="171450" cy="142875"/>
                 <wp:effectExtent l="0" t="0" r="19050" b="28575"/>
@@ -281,19 +417,21 @@
           </mc:Choice>
           <mc:Fallback>
             <w:pict>
-              <v:rect w14:anchorId="47486C8A" id="Rectangle 1" o:spid="_x0000_s1026" style="position:absolute;margin-left:180.75pt;margin-top:3.8pt;width:13.5pt;height:11.25pt;z-index:251659264;visibility:visible;mso-wrap-style:square;mso-wrap-distance-left:9pt;mso-wrap-distance-top:0;mso-wrap-distance-right:9pt;mso-wrap-distance-bottom:0;mso-position-horizontal:absolute;mso-position-horizontal-relative:text;mso-position-vertical:absolute;mso-position-vertical-relative:text;v-text-anchor:middle" o:gfxdata="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" fillcolor="white [3212]" strokecolor="black [3213]" strokeweight="1pt"/>
+              <v:rect w14:anchorId="67893F07" id="Rectangle 1" o:spid="_x0000_s1026" style="position:absolute;margin-left:195.05pt;margin-top:1pt;width:13.5pt;height:11.25pt;z-index:251659264;visibility:visible;mso-wrap-style:square;mso-wrap-distance-left:9pt;mso-wrap-distance-top:0;mso-wrap-distance-right:9pt;mso-wrap-distance-bottom:0;mso-position-horizontal:absolute;mso-position-horizontal-relative:text;mso-position-vertical:absolute;mso-position-vertical-relative:text;v-text-anchor:middle" o:gfxdata="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" fillcolor="white [3212]" strokecolor="black [3213]" strokeweight="1pt"/>
             </w:pict>
           </mc:Fallback>
         </mc:AlternateContent>
       </w:r>
       <w:r>
         <w:rPr>
+          <w:rFonts w:ascii="Cambria" w:hAnsi="Cambria"/>
           <w:lang w:val="es-ES"/>
         </w:rPr>
         <w:t xml:space="preserve"> </w:t>
       </w:r>
       <w:r>
         <w:rPr>
+          <w:rFonts w:ascii="Cambria" w:hAnsi="Cambria"/>
           <w:noProof/>
           <w:lang w:val="es-ES"/>
         </w:rPr>
@@ -301,18 +439,14 @@
       </w:r>
       <w:r>
         <w:rPr>
+          <w:rFonts w:ascii="Cambria" w:hAnsi="Cambria"/>
           <w:lang w:val="es-ES"/>
         </w:rPr>
         <w:t>:</w:t>
       </w:r>
       <w:r>
         <w:rPr>
-          <w:lang w:val="es-ES"/>
-        </w:rPr>
-        <w:tab/>
-      </w:r>
-      <w:r>
-        <w:rPr>
+          <w:rFonts w:ascii="Cambria" w:hAnsi="Cambria"/>
           <w:lang w:val="es-ES"/>
         </w:rPr>
         <w:tab/>
@@ -323,6 +457,7 @@
       <w:pPr>
         <w:spacing w:after="0" w:line="240" w:lineRule="auto"/>
         <w:rPr>
+          <w:rFonts w:ascii="Cambria" w:hAnsi="Cambria"/>
           <w:lang w:val="es-ES"/>
         </w:rPr>
       </w:pPr>
@@ -331,20 +466,22 @@
       <w:pPr>
         <w:spacing w:after="0" w:line="240" w:lineRule="auto"/>
         <w:rPr>
+          <w:rFonts w:ascii="Cambria" w:hAnsi="Cambria"/>
           <w:lang w:val="es-ES"/>
         </w:rPr>
       </w:pPr>
       <w:r>
         <w:rPr>
+          <w:rFonts w:ascii="Cambria" w:hAnsi="Cambria"/>
           <w:noProof/>
         </w:rPr>
         <mc:AlternateContent>
           <mc:Choice Requires="wps">
             <w:drawing>
-              <wp:anchor distT="0" distB="0" distL="114300" distR="114300" simplePos="0" relativeHeight="251661312" behindDoc="0" locked="0" layoutInCell="1" allowOverlap="1" wp14:anchorId="37A9795D" wp14:editId="6BBA7D37">
+              <wp:anchor distT="0" distB="0" distL="114300" distR="114300" simplePos="0" relativeHeight="251661312" behindDoc="0" locked="0" layoutInCell="1" allowOverlap="1" wp14:anchorId="37A9795D" wp14:editId="257C0CEC">
                 <wp:simplePos x="0" y="0"/>
                 <wp:positionH relativeFrom="column">
-                  <wp:posOffset>2295525</wp:posOffset>
+                  <wp:posOffset>2477506</wp:posOffset>
                 </wp:positionH>
                 <wp:positionV relativeFrom="paragraph">
                   <wp:posOffset>10160</wp:posOffset>
@@ -405,64 +542,66 @@
           </mc:Choice>
           <mc:Fallback>
             <w:pict>
-              <v:rect w14:anchorId="4E7181C4" id="Rectangle 2" o:spid="_x0000_s1026" style="position:absolute;margin-left:180.75pt;margin-top:.8pt;width:13.5pt;height:11.25pt;z-index:251661312;visibility:visible;mso-wrap-style:square;mso-wrap-distance-left:9pt;mso-wrap-distance-top:0;mso-wrap-distance-right:9pt;mso-wrap-distance-bottom:0;mso-position-horizontal:absolute;mso-position-horizontal-relative:text;mso-position-vertical:absolute;mso-position-vertical-relative:text;v-text-anchor:middle" o:gfxdata="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" fillcolor="white [3212]" strokecolor="black [3213]" strokeweight="1pt"/>
+              <v:rect w14:anchorId="445A68A6" id="Rectangle 2" o:spid="_x0000_s1026" style="position:absolute;margin-left:195.1pt;margin-top:.8pt;width:13.5pt;height:11.25pt;z-index:251661312;visibility:visible;mso-wrap-style:square;mso-wrap-distance-left:9pt;mso-wrap-distance-top:0;mso-wrap-distance-right:9pt;mso-wrap-distance-bottom:0;mso-position-horizontal:absolute;mso-position-horizontal-relative:text;mso-position-vertical:absolute;mso-position-vertical-relative:text;v-text-anchor:middle" o:gfxdata="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" fillcolor="white [3212]" strokecolor="black [3213]" strokeweight="1pt"/>
             </w:pict>
           </mc:Fallback>
         </mc:AlternateContent>
       </w:r>
       <w:r>
         <w:rPr>
+          <w:rFonts w:ascii="Cambria" w:hAnsi="Cambria"/>
           <w:lang w:val="es-ES"/>
         </w:rPr>
         <w:tab/>
       </w:r>
       <w:r>
         <w:rPr>
+          <w:rFonts w:ascii="Cambria" w:hAnsi="Cambria"/>
           <w:lang w:val="es-ES"/>
         </w:rPr>
         <w:tab/>
       </w:r>
       <w:r>
         <w:rPr>
+          <w:rFonts w:ascii="Cambria" w:hAnsi="Cambria"/>
           <w:lang w:val="es-ES"/>
         </w:rPr>
         <w:tab/>
       </w:r>
       <w:r>
         <w:rPr>
+          <w:rFonts w:ascii="Cambria" w:hAnsi="Cambria"/>
           <w:lang w:val="es-ES"/>
         </w:rPr>
         <w:tab/>
       </w:r>
       <w:r>
         <w:rPr>
+          <w:rFonts w:ascii="Cambria" w:hAnsi="Cambria"/>
           <w:lang w:val="es-ES"/>
         </w:rPr>
         <w:tab/>
       </w:r>
       <w:r>
         <w:rPr>
+          <w:rFonts w:ascii="Cambria" w:hAnsi="Cambria"/>
           <w:lang w:val="es-ES"/>
         </w:rPr>
         <w:tab/>
       </w:r>
       <w:r>
         <w:rPr>
-          <w:lang w:val="es-ES"/>
-        </w:rPr>
-        <w:t>No p</w:t>
-      </w:r>
-      <w:r>
-        <w:rPr>
-          <w:lang w:val="es-ES"/>
-        </w:rPr>
-        <w:t>articipa</w:t>
+          <w:rFonts w:ascii="Cambria" w:hAnsi="Cambria"/>
+          <w:lang w:val="es-ES"/>
+        </w:rPr>
+        <w:t>No participa</w:t>
       </w:r>
     </w:p>
     <w:p>
       <w:pPr>
         <w:spacing w:after="0" w:line="240" w:lineRule="auto"/>
         <w:rPr>
+          <w:rFonts w:ascii="Cambria" w:hAnsi="Cambria"/>
           <w:lang w:val="es-ES"/>
         </w:rPr>
       </w:pPr>
@@ -471,17 +610,20 @@
       <w:pPr>
         <w:spacing w:after="0" w:line="240" w:lineRule="auto"/>
         <w:rPr>
+          <w:rFonts w:ascii="Cambria" w:hAnsi="Cambria"/>
           <w:lang w:val="es-ES"/>
         </w:rPr>
       </w:pPr>
       <w:r>
         <w:rPr>
+          <w:rFonts w:ascii="Cambria" w:hAnsi="Cambria"/>
           <w:lang w:val="es-ES"/>
         </w:rPr>
         <w:t xml:space="preserve">¿Qué cursos/grados se enseñan en esta escuela? </w:t>
       </w:r>
       <w:r>
         <w:rPr>
+          <w:rFonts w:ascii="Cambria" w:hAnsi="Cambria"/>
           <w:lang w:val="es-ES"/>
         </w:rPr>
         <w:t>_______________________</w:t>
@@ -491,6 +633,7 @@
       <w:pPr>
         <w:spacing w:after="0" w:line="240" w:lineRule="auto"/>
         <w:rPr>
+          <w:rFonts w:ascii="Cambria" w:hAnsi="Cambria"/>
           <w:lang w:val="es-ES"/>
         </w:rPr>
       </w:pPr>
@@ -499,101 +642,118 @@
       <w:pPr>
         <w:spacing w:after="0" w:line="240" w:lineRule="auto"/>
         <w:rPr>
+          <w:rFonts w:ascii="Cambria" w:hAnsi="Cambria"/>
           <w:lang w:val="es-ES"/>
         </w:rPr>
       </w:pPr>
       <w:r>
         <w:rPr>
+          <w:rFonts w:ascii="Cambria" w:hAnsi="Cambria"/>
           <w:lang w:val="es-ES"/>
         </w:rPr>
         <w:t xml:space="preserve">¿Qué cursos/grados van a ser encuestados en esta escuela? </w:t>
       </w:r>
       <w:r>
         <w:rPr>
-          <w:lang w:val="es-ES"/>
-        </w:rPr>
-        <w:softHyphen/>
-      </w:r>
-      <w:r>
-        <w:rPr>
-          <w:lang w:val="es-ES"/>
-        </w:rPr>
-        <w:softHyphen/>
-      </w:r>
-      <w:r>
-        <w:rPr>
-          <w:lang w:val="es-ES"/>
-        </w:rPr>
-        <w:softHyphen/>
-      </w:r>
-      <w:r>
-        <w:rPr>
-          <w:lang w:val="es-ES"/>
-        </w:rPr>
-        <w:softHyphen/>
-      </w:r>
-      <w:r>
-        <w:rPr>
-          <w:lang w:val="es-ES"/>
-        </w:rPr>
-        <w:softHyphen/>
-      </w:r>
-      <w:r>
-        <w:rPr>
-          <w:lang w:val="es-ES"/>
-        </w:rPr>
-        <w:softHyphen/>
-      </w:r>
-      <w:r>
-        <w:rPr>
-          <w:lang w:val="es-ES"/>
-        </w:rPr>
-        <w:softHyphen/>
-      </w:r>
-      <w:r>
-        <w:rPr>
-          <w:lang w:val="es-ES"/>
-        </w:rPr>
-        <w:softHyphen/>
-      </w:r>
-      <w:r>
-        <w:rPr>
-          <w:lang w:val="es-ES"/>
-        </w:rPr>
-        <w:softHyphen/>
-      </w:r>
-      <w:r>
-        <w:rPr>
-          <w:lang w:val="es-ES"/>
-        </w:rPr>
-        <w:softHyphen/>
-      </w:r>
-      <w:r>
-        <w:rPr>
-          <w:lang w:val="es-ES"/>
-        </w:rPr>
-        <w:softHyphen/>
-      </w:r>
-      <w:r>
-        <w:rPr>
-          <w:lang w:val="es-ES"/>
-        </w:rPr>
-        <w:softHyphen/>
-      </w:r>
-      <w:r>
-        <w:rPr>
-          <w:lang w:val="es-ES"/>
-        </w:rPr>
-        <w:softHyphen/>
-      </w:r>
-      <w:r>
-        <w:rPr>
-          <w:lang w:val="es-ES"/>
-        </w:rPr>
-        <w:softHyphen/>
-      </w:r>
-      <w:r>
-        <w:rPr>
+          <w:rFonts w:ascii="Cambria" w:hAnsi="Cambria"/>
+          <w:lang w:val="es-ES"/>
+        </w:rPr>
+        <w:softHyphen/>
+      </w:r>
+      <w:r>
+        <w:rPr>
+          <w:rFonts w:ascii="Cambria" w:hAnsi="Cambria"/>
+          <w:lang w:val="es-ES"/>
+        </w:rPr>
+        <w:softHyphen/>
+      </w:r>
+      <w:r>
+        <w:rPr>
+          <w:rFonts w:ascii="Cambria" w:hAnsi="Cambria"/>
+          <w:lang w:val="es-ES"/>
+        </w:rPr>
+        <w:softHyphen/>
+      </w:r>
+      <w:r>
+        <w:rPr>
+          <w:rFonts w:ascii="Cambria" w:hAnsi="Cambria"/>
+          <w:lang w:val="es-ES"/>
+        </w:rPr>
+        <w:softHyphen/>
+      </w:r>
+      <w:r>
+        <w:rPr>
+          <w:rFonts w:ascii="Cambria" w:hAnsi="Cambria"/>
+          <w:lang w:val="es-ES"/>
+        </w:rPr>
+        <w:softHyphen/>
+      </w:r>
+      <w:r>
+        <w:rPr>
+          <w:rFonts w:ascii="Cambria" w:hAnsi="Cambria"/>
+          <w:lang w:val="es-ES"/>
+        </w:rPr>
+        <w:softHyphen/>
+      </w:r>
+      <w:r>
+        <w:rPr>
+          <w:rFonts w:ascii="Cambria" w:hAnsi="Cambria"/>
+          <w:lang w:val="es-ES"/>
+        </w:rPr>
+        <w:softHyphen/>
+      </w:r>
+      <w:r>
+        <w:rPr>
+          <w:rFonts w:ascii="Cambria" w:hAnsi="Cambria"/>
+          <w:lang w:val="es-ES"/>
+        </w:rPr>
+        <w:softHyphen/>
+      </w:r>
+      <w:r>
+        <w:rPr>
+          <w:rFonts w:ascii="Cambria" w:hAnsi="Cambria"/>
+          <w:lang w:val="es-ES"/>
+        </w:rPr>
+        <w:softHyphen/>
+      </w:r>
+      <w:r>
+        <w:rPr>
+          <w:rFonts w:ascii="Cambria" w:hAnsi="Cambria"/>
+          <w:lang w:val="es-ES"/>
+        </w:rPr>
+        <w:softHyphen/>
+      </w:r>
+      <w:r>
+        <w:rPr>
+          <w:rFonts w:ascii="Cambria" w:hAnsi="Cambria"/>
+          <w:lang w:val="es-ES"/>
+        </w:rPr>
+        <w:softHyphen/>
+      </w:r>
+      <w:r>
+        <w:rPr>
+          <w:rFonts w:ascii="Cambria" w:hAnsi="Cambria"/>
+          <w:lang w:val="es-ES"/>
+        </w:rPr>
+        <w:softHyphen/>
+      </w:r>
+      <w:r>
+        <w:rPr>
+          <w:rFonts w:ascii="Cambria" w:hAnsi="Cambria"/>
+          <w:lang w:val="es-ES"/>
+        </w:rPr>
+        <w:softHyphen/>
+      </w:r>
+      <w:r>
+        <w:rPr>
+          <w:rFonts w:ascii="Cambria" w:hAnsi="Cambria"/>
+          <w:lang w:val="es-ES"/>
+        </w:rPr>
+        <w:softHyphen/>
+      </w:r>
+      <w:r>
+        <w:rPr>
+          <w:rFonts w:ascii="Cambria" w:hAnsi="Cambria"/>
           <w:lang w:val="es-ES"/>
         </w:rPr>
         <w:softHyphen/>
@@ -604,6 +764,7 @@
       <w:pPr>
         <w:spacing w:after="0" w:line="240" w:lineRule="auto"/>
         <w:rPr>
+          <w:rFonts w:ascii="Cambria" w:hAnsi="Cambria"/>
           <w:lang w:val="es-ES"/>
         </w:rPr>
       </w:pPr>
@@ -612,11 +773,13 @@
       <w:pPr>
         <w:spacing w:after="0" w:line="240" w:lineRule="auto"/>
         <w:rPr>
+          <w:rFonts w:ascii="Cambria" w:hAnsi="Cambria"/>
           <w:lang w:val="es-ES"/>
         </w:rPr>
       </w:pPr>
       <w:r>
         <w:rPr>
+          <w:rFonts w:ascii="Cambria" w:hAnsi="Cambria"/>
           <w:lang w:val="es-ES"/>
         </w:rPr>
         <w:t>Obtenga una lista de clases para los cursos/grados que van a ser encuestados. Esta lista se debe elaborar de tal manera que cada alumno de cada curso/grado encuestado esté representado UNA y SOLO UNA VEZ. Numere las clases en la lista empezando con la primera clase apta de la lista.</w:t>
@@ -626,6 +789,7 @@
       <w:pPr>
         <w:spacing w:after="0" w:line="240" w:lineRule="auto"/>
         <w:rPr>
+          <w:rFonts w:ascii="Cambria" w:hAnsi="Cambria"/>
           <w:lang w:val="es-ES"/>
         </w:rPr>
       </w:pPr>
@@ -633,148 +797,67 @@
     <w:p>
       <w:pPr>
         <w:spacing w:after="0" w:line="240" w:lineRule="auto"/>
+        <w:rPr>
+          <w:rFonts w:ascii="Cambria" w:hAnsi="Cambria"/>
+          <w:lang w:val="es-ES"/>
+        </w:rPr>
       </w:pPr>
       <w:r>
         <w:rPr>
+          <w:rFonts w:ascii="Cambria" w:hAnsi="Cambria"/>
           <w:lang w:val="es-ES"/>
         </w:rPr>
         <w:t>¿Cuál es el número TOTAL de clases elegibles?</w:t>
       </w:r>
       <w:r>
         <w:rPr>
-          <w:lang w:val="es-ES"/>
-        </w:rPr>
-        <w:t xml:space="preserve"> </w:t>
-      </w:r>
-      <w:r>
-        <w:t>________________</w:t>
+          <w:rFonts w:ascii="Cambria" w:hAnsi="Cambria"/>
+          <w:lang w:val="es-ES"/>
+        </w:rPr>
+        <w:t xml:space="preserve"> ________________</w:t>
       </w:r>
     </w:p>
     <w:p>
       <w:pPr>
         <w:spacing w:after="0" w:line="240" w:lineRule="auto"/>
+        <w:rPr>
+          <w:rFonts w:ascii="Cambria" w:hAnsi="Cambria"/>
+          <w:lang w:val="es-ES"/>
+        </w:rPr>
       </w:pPr>
     </w:p>
     <w:p>
       <w:pPr>
         <w:rPr>
-          <w:rFonts w:cstheme="minorHAnsi"/>
+          <w:rFonts w:ascii="Cambria" w:hAnsi="Cambria" w:cstheme="minorHAnsi"/>
           <w:b/>
           <w:lang w:val="es-ES"/>
         </w:rPr>
       </w:pPr>
       <w:r>
         <w:rPr>
-          <w:rFonts w:cstheme="minorHAnsi"/>
+          <w:rFonts w:ascii="Cambria" w:hAnsi="Cambria" w:cstheme="minorHAnsi"/>
           <w:b/>
           <w:lang w:val="es-ES"/>
         </w:rPr>
-        <w:t xml:space="preserve">Para cada número que figura </w:t>
-      </w:r>
-      <w:r>
-        <w:rPr>
-          <w:rFonts w:cstheme="minorHAnsi"/>
-          <w:b/>
-          <w:lang w:val="es-ES"/>
-        </w:rPr>
-        <w:t>debajo (estos números serán diferentes para cada escuela)</w:t>
-      </w:r>
-      <w:r>
-        <w:rPr>
-          <w:rFonts w:cstheme="minorHAnsi"/>
-          <w:b/>
-          <w:lang w:val="es-ES"/>
-        </w:rPr>
-        <w:t>, seleccione la clase correspond</w:t>
-      </w:r>
-      <w:r>
-        <w:rPr>
-          <w:rFonts w:cstheme="minorHAnsi"/>
-          <w:b/>
-          <w:lang w:val="es-ES"/>
-        </w:rPr>
-        <w:t>iente</w:t>
-      </w:r>
-      <w:r>
-        <w:rPr>
-          <w:rFonts w:cstheme="minorHAnsi"/>
-          <w:b/>
-          <w:lang w:val="es-ES"/>
-        </w:rPr>
-        <w:t xml:space="preserve"> </w:t>
-      </w:r>
-      <w:r>
-        <w:rPr>
-          <w:rFonts w:cstheme="minorHAnsi"/>
-          <w:b/>
-          <w:lang w:val="es-ES"/>
-        </w:rPr>
-        <w:t>en</w:t>
-      </w:r>
-      <w:r>
-        <w:rPr>
-          <w:rFonts w:cstheme="minorHAnsi"/>
-          <w:b/>
-          <w:lang w:val="es-ES"/>
-        </w:rPr>
-        <w:t xml:space="preserve"> su lista. Siga seleccionando clases hasta que llegue al FINAL de su lista de clases. Si el primer número </w:t>
-      </w:r>
-      <w:r>
-        <w:rPr>
-          <w:rFonts w:cstheme="minorHAnsi"/>
-          <w:b/>
-          <w:lang w:val="es-ES"/>
-        </w:rPr>
-        <w:t>listado</w:t>
-      </w:r>
-      <w:r>
-        <w:rPr>
-          <w:rFonts w:cstheme="minorHAnsi"/>
-          <w:b/>
-          <w:lang w:val="es-ES"/>
-        </w:rPr>
-        <w:t xml:space="preserve"> más abajo es mayor que el número de clases </w:t>
-      </w:r>
-      <w:r>
-        <w:rPr>
-          <w:rFonts w:cstheme="minorHAnsi"/>
-          <w:b/>
-          <w:lang w:val="es-ES"/>
-        </w:rPr>
-        <w:t>elegible</w:t>
-      </w:r>
-      <w:r>
-        <w:rPr>
-          <w:rFonts w:cstheme="minorHAnsi"/>
-          <w:b/>
-          <w:lang w:val="es-ES"/>
-        </w:rPr>
-        <w:t xml:space="preserve">s de su lista O BIEN se le acaban los números antes de llegar al final de su lista de clases, </w:t>
-      </w:r>
-      <w:r>
-        <w:rPr>
-          <w:rFonts w:cstheme="minorHAnsi"/>
-          <w:b/>
-          <w:lang w:val="es-ES"/>
-        </w:rPr>
-        <w:t>póngase</w:t>
-      </w:r>
-      <w:r>
-        <w:rPr>
-          <w:rFonts w:cstheme="minorHAnsi"/>
-          <w:b/>
-          <w:lang w:val="es-ES"/>
-        </w:rPr>
-        <w:t xml:space="preserve"> en contacto con la OMS.</w:t>
+        <w:t>Para cada número que figura debajo (estos números serán diferentes para cada escuela), seleccione la clase correspondiente en su lista. Siga seleccionando clases hasta que llegue al FINAL de su lista de clases. Si el primer número listado más abajo es mayor que el número de clases elegibles de su lista O BIEN se le acaban los números antes de llegar al final de su lista de clases, póngase en contacto con la OMS.</w:t>
       </w:r>
     </w:p>
     <w:p>
       <w:pPr>
         <w:spacing w:after="0" w:line="240" w:lineRule="auto"/>
         <w:jc w:val="center"/>
+        <w:rPr>
+          <w:rFonts w:ascii="Cambria" w:hAnsi="Cambria"/>
+          <w:lang w:val="es-ES"/>
+        </w:rPr>
       </w:pPr>
       <w:bookmarkStart w:id="3" w:name="bmk4"/>
       <w:r>
+        <w:rPr>
+          <w:rFonts w:ascii="Cambria" w:hAnsi="Cambria"/>
+          <w:lang w:val="es-ES"/>
+        </w:rPr>
         <w:t>bmk4</w:t>
       </w:r>
       <w:bookmarkEnd w:id="3"/>
@@ -782,19 +865,32 @@
     <w:p>
       <w:pPr>
         <w:spacing w:after="0" w:line="240" w:lineRule="auto"/>
+        <w:rPr>
+          <w:rFonts w:ascii="Cambria" w:hAnsi="Cambria"/>
+          <w:lang w:val="es-ES"/>
+        </w:rPr>
       </w:pPr>
     </w:p>
     <w:p>
       <w:pPr>
         <w:rPr>
+          <w:rFonts w:ascii="Cambria" w:hAnsi="Cambria"/>
           <w:lang w:val="es-ES"/>
         </w:rPr>
       </w:pPr>
       <w:r>
         <w:rPr>
+          <w:rFonts w:ascii="Cambria" w:hAnsi="Cambria"/>
           <w:lang w:val="es-ES"/>
         </w:rPr>
         <w:t>Para cada clase seleccionada, introduzca el identificador de la clase (es decir, el número que utilizó anteriormente para seleccionar la clase de la lista), el nombre del docente y el nombre de la clase.</w:t>
+      </w:r>
+      <w:r>
+        <w:rPr>
+          <w:rFonts w:ascii="Cambria" w:hAnsi="Cambria"/>
+          <w:lang w:val="es-ES"/>
+        </w:rPr>
+        <w:br/>
       </w:r>
     </w:p>
     <w:tbl>
@@ -828,12 +924,14 @@
             <w:pPr>
               <w:jc w:val="center"/>
               <w:rPr>
+                <w:rFonts w:ascii="Cambria" w:hAnsi="Cambria"/>
                 <w:b/>
                 <w:bCs/>
               </w:rPr>
             </w:pPr>
             <w:r>
               <w:rPr>
+                <w:rFonts w:ascii="Cambria" w:hAnsi="Cambria"/>
                 <w:b/>
                 <w:bCs/>
               </w:rPr>
@@ -842,6 +940,7 @@
             <w:proofErr w:type="spellStart"/>
             <w:r>
               <w:rPr>
+                <w:rFonts w:ascii="Cambria" w:hAnsi="Cambria"/>
                 <w:b/>
                 <w:bCs/>
               </w:rPr>
@@ -862,6 +961,7 @@
             <w:pPr>
               <w:jc w:val="center"/>
               <w:rPr>
+                <w:rFonts w:ascii="Cambria" w:hAnsi="Cambria"/>
                 <w:b/>
                 <w:bCs/>
               </w:rPr>
@@ -869,6 +969,7 @@
             <w:proofErr w:type="spellStart"/>
             <w:r>
               <w:rPr>
+                <w:rFonts w:ascii="Cambria" w:hAnsi="Cambria"/>
                 <w:b/>
                 <w:bCs/>
               </w:rPr>
@@ -877,6 +978,7 @@
             <w:proofErr w:type="spellEnd"/>
             <w:r>
               <w:rPr>
+                <w:rFonts w:ascii="Cambria" w:hAnsi="Cambria"/>
                 <w:b/>
                 <w:bCs/>
               </w:rPr>
@@ -885,6 +987,7 @@
             <w:proofErr w:type="spellStart"/>
             <w:r>
               <w:rPr>
+                <w:rFonts w:ascii="Cambria" w:hAnsi="Cambria"/>
                 <w:b/>
                 <w:bCs/>
               </w:rPr>
@@ -906,6 +1009,7 @@
             <w:pPr>
               <w:jc w:val="center"/>
               <w:rPr>
+                <w:rFonts w:ascii="Cambria" w:hAnsi="Cambria"/>
                 <w:b/>
                 <w:bCs/>
               </w:rPr>
@@ -913,6 +1017,7 @@
             <w:proofErr w:type="spellStart"/>
             <w:r>
               <w:rPr>
+                <w:rFonts w:ascii="Cambria" w:hAnsi="Cambria"/>
                 <w:b/>
                 <w:bCs/>
               </w:rPr>
@@ -921,6 +1026,7 @@
             <w:proofErr w:type="spellEnd"/>
             <w:r>
               <w:rPr>
+                <w:rFonts w:ascii="Cambria" w:hAnsi="Cambria"/>
                 <w:b/>
                 <w:bCs/>
               </w:rPr>
@@ -929,6 +1035,7 @@
             <w:proofErr w:type="spellStart"/>
             <w:r>
               <w:rPr>
+                <w:rFonts w:ascii="Cambria" w:hAnsi="Cambria"/>
                 <w:b/>
                 <w:bCs/>
               </w:rPr>
@@ -949,12 +1056,14 @@
             <w:pPr>
               <w:jc w:val="center"/>
               <w:rPr>
+                <w:rFonts w:ascii="Cambria" w:hAnsi="Cambria"/>
                 <w:b/>
                 <w:bCs/>
               </w:rPr>
             </w:pPr>
             <w:r>
               <w:rPr>
+                <w:rFonts w:ascii="Cambria" w:hAnsi="Cambria"/>
                 <w:b/>
                 <w:bCs/>
               </w:rPr>
@@ -963,6 +1072,7 @@
             <w:proofErr w:type="spellStart"/>
             <w:r>
               <w:rPr>
+                <w:rFonts w:ascii="Cambria" w:hAnsi="Cambria"/>
                 <w:b/>
                 <w:bCs/>
               </w:rPr>
@@ -980,6 +1090,7 @@
             <w:pPr>
               <w:jc w:val="center"/>
               <w:rPr>
+                <w:rFonts w:ascii="Cambria" w:hAnsi="Cambria"/>
                 <w:b/>
                 <w:bCs/>
               </w:rPr>
@@ -987,6 +1098,7 @@
             <w:proofErr w:type="spellStart"/>
             <w:r>
               <w:rPr>
+                <w:rFonts w:ascii="Cambria" w:hAnsi="Cambria"/>
                 <w:b/>
                 <w:bCs/>
               </w:rPr>
@@ -995,6 +1107,7 @@
             <w:proofErr w:type="spellEnd"/>
             <w:r>
               <w:rPr>
+                <w:rFonts w:ascii="Cambria" w:hAnsi="Cambria"/>
                 <w:b/>
                 <w:bCs/>
               </w:rPr>
@@ -1003,6 +1116,7 @@
             <w:proofErr w:type="spellStart"/>
             <w:r>
               <w:rPr>
+                <w:rFonts w:ascii="Cambria" w:hAnsi="Cambria"/>
                 <w:b/>
                 <w:bCs/>
               </w:rPr>
@@ -1024,6 +1138,7 @@
             <w:pPr>
               <w:jc w:val="center"/>
               <w:rPr>
+                <w:rFonts w:ascii="Cambria" w:hAnsi="Cambria"/>
                 <w:b/>
                 <w:bCs/>
               </w:rPr>
@@ -1031,6 +1146,7 @@
             <w:proofErr w:type="spellStart"/>
             <w:r>
               <w:rPr>
+                <w:rFonts w:ascii="Cambria" w:hAnsi="Cambria"/>
                 <w:b/>
                 <w:bCs/>
               </w:rPr>
@@ -1039,6 +1155,7 @@
             <w:proofErr w:type="spellEnd"/>
             <w:r>
               <w:rPr>
+                <w:rFonts w:ascii="Cambria" w:hAnsi="Cambria"/>
                 <w:b/>
                 <w:bCs/>
               </w:rPr>
@@ -1056,7 +1173,13 @@
               <w:left w:val="nil"/>
             </w:tcBorders>
           </w:tcPr>
-          <w:p/>
+          <w:p>
+            <w:pPr>
+              <w:rPr>
+                <w:rFonts w:ascii="Cambria" w:hAnsi="Cambria"/>
+              </w:rPr>
+            </w:pPr>
+          </w:p>
         </w:tc>
         <w:tc>
           <w:tcPr>
@@ -1065,7 +1188,13 @@
               <w:top w:val="single" w:sz="4" w:space="0" w:color="auto"/>
             </w:tcBorders>
           </w:tcPr>
-          <w:p/>
+          <w:p>
+            <w:pPr>
+              <w:rPr>
+                <w:rFonts w:ascii="Cambria" w:hAnsi="Cambria"/>
+              </w:rPr>
+            </w:pPr>
+          </w:p>
         </w:tc>
         <w:tc>
           <w:tcPr>
@@ -1075,7 +1204,13 @@
               <w:right w:val="single" w:sz="24" w:space="0" w:color="auto"/>
             </w:tcBorders>
           </w:tcPr>
-          <w:p/>
+          <w:p>
+            <w:pPr>
+              <w:rPr>
+                <w:rFonts w:ascii="Cambria" w:hAnsi="Cambria"/>
+              </w:rPr>
+            </w:pPr>
+          </w:p>
         </w:tc>
         <w:tc>
           <w:tcPr>
@@ -1084,13 +1219,25 @@
               <w:left w:val="single" w:sz="24" w:space="0" w:color="auto"/>
             </w:tcBorders>
           </w:tcPr>
-          <w:p/>
+          <w:p>
+            <w:pPr>
+              <w:rPr>
+                <w:rFonts w:ascii="Cambria" w:hAnsi="Cambria"/>
+              </w:rPr>
+            </w:pPr>
+          </w:p>
         </w:tc>
         <w:tc>
           <w:tcPr>
             <w:tcW w:w="1559" w:type="dxa"/>
           </w:tcPr>
-          <w:p/>
+          <w:p>
+            <w:pPr>
+              <w:rPr>
+                <w:rFonts w:ascii="Cambria" w:hAnsi="Cambria"/>
+              </w:rPr>
+            </w:pPr>
+          </w:p>
         </w:tc>
         <w:tc>
           <w:tcPr>
@@ -1100,7 +1247,13 @@
               <w:right w:val="nil"/>
             </w:tcBorders>
           </w:tcPr>
-          <w:p/>
+          <w:p>
+            <w:pPr>
+              <w:rPr>
+                <w:rFonts w:ascii="Cambria" w:hAnsi="Cambria"/>
+              </w:rPr>
+            </w:pPr>
+          </w:p>
         </w:tc>
       </w:tr>
       <w:tr>
@@ -1112,7 +1265,13 @@
               <w:left w:val="nil"/>
             </w:tcBorders>
           </w:tcPr>
-          <w:p/>
+          <w:p>
+            <w:pPr>
+              <w:rPr>
+                <w:rFonts w:ascii="Cambria" w:hAnsi="Cambria"/>
+              </w:rPr>
+            </w:pPr>
+          </w:p>
         </w:tc>
         <w:tc>
           <w:tcPr>
@@ -1121,7 +1280,13 @@
               <w:top w:val="single" w:sz="4" w:space="0" w:color="auto"/>
             </w:tcBorders>
           </w:tcPr>
-          <w:p/>
+          <w:p>
+            <w:pPr>
+              <w:rPr>
+                <w:rFonts w:ascii="Cambria" w:hAnsi="Cambria"/>
+              </w:rPr>
+            </w:pPr>
+          </w:p>
         </w:tc>
         <w:tc>
           <w:tcPr>
@@ -1131,7 +1296,13 @@
               <w:right w:val="single" w:sz="24" w:space="0" w:color="auto"/>
             </w:tcBorders>
           </w:tcPr>
-          <w:p/>
+          <w:p>
+            <w:pPr>
+              <w:rPr>
+                <w:rFonts w:ascii="Cambria" w:hAnsi="Cambria"/>
+              </w:rPr>
+            </w:pPr>
+          </w:p>
         </w:tc>
         <w:tc>
           <w:tcPr>
@@ -1140,13 +1311,25 @@
               <w:left w:val="single" w:sz="24" w:space="0" w:color="auto"/>
             </w:tcBorders>
           </w:tcPr>
-          <w:p/>
+          <w:p>
+            <w:pPr>
+              <w:rPr>
+                <w:rFonts w:ascii="Cambria" w:hAnsi="Cambria"/>
+              </w:rPr>
+            </w:pPr>
+          </w:p>
         </w:tc>
         <w:tc>
           <w:tcPr>
             <w:tcW w:w="1559" w:type="dxa"/>
           </w:tcPr>
-          <w:p/>
+          <w:p>
+            <w:pPr>
+              <w:rPr>
+                <w:rFonts w:ascii="Cambria" w:hAnsi="Cambria"/>
+              </w:rPr>
+            </w:pPr>
+          </w:p>
         </w:tc>
         <w:tc>
           <w:tcPr>
@@ -1156,7 +1339,13 @@
               <w:right w:val="nil"/>
             </w:tcBorders>
           </w:tcPr>
-          <w:p/>
+          <w:p>
+            <w:pPr>
+              <w:rPr>
+                <w:rFonts w:ascii="Cambria" w:hAnsi="Cambria"/>
+              </w:rPr>
+            </w:pPr>
+          </w:p>
         </w:tc>
       </w:tr>
       <w:tr>
@@ -1168,7 +1357,13 @@
               <w:left w:val="nil"/>
             </w:tcBorders>
           </w:tcPr>
-          <w:p/>
+          <w:p>
+            <w:pPr>
+              <w:rPr>
+                <w:rFonts w:ascii="Cambria" w:hAnsi="Cambria"/>
+              </w:rPr>
+            </w:pPr>
+          </w:p>
         </w:tc>
         <w:tc>
           <w:tcPr>
@@ -1177,7 +1372,13 @@
               <w:top w:val="single" w:sz="4" w:space="0" w:color="auto"/>
             </w:tcBorders>
           </w:tcPr>
-          <w:p/>
+          <w:p>
+            <w:pPr>
+              <w:rPr>
+                <w:rFonts w:ascii="Cambria" w:hAnsi="Cambria"/>
+              </w:rPr>
+            </w:pPr>
+          </w:p>
         </w:tc>
         <w:tc>
           <w:tcPr>
@@ -1187,7 +1388,13 @@
               <w:right w:val="single" w:sz="24" w:space="0" w:color="auto"/>
             </w:tcBorders>
           </w:tcPr>
-          <w:p/>
+          <w:p>
+            <w:pPr>
+              <w:rPr>
+                <w:rFonts w:ascii="Cambria" w:hAnsi="Cambria"/>
+              </w:rPr>
+            </w:pPr>
+          </w:p>
         </w:tc>
         <w:tc>
           <w:tcPr>
@@ -1196,13 +1403,25 @@
               <w:left w:val="single" w:sz="24" w:space="0" w:color="auto"/>
             </w:tcBorders>
           </w:tcPr>
-          <w:p/>
+          <w:p>
+            <w:pPr>
+              <w:rPr>
+                <w:rFonts w:ascii="Cambria" w:hAnsi="Cambria"/>
+              </w:rPr>
+            </w:pPr>
+          </w:p>
         </w:tc>
         <w:tc>
           <w:tcPr>
             <w:tcW w:w="1559" w:type="dxa"/>
           </w:tcPr>
-          <w:p/>
+          <w:p>
+            <w:pPr>
+              <w:rPr>
+                <w:rFonts w:ascii="Cambria" w:hAnsi="Cambria"/>
+              </w:rPr>
+            </w:pPr>
+          </w:p>
         </w:tc>
         <w:tc>
           <w:tcPr>
@@ -1212,7 +1431,13 @@
               <w:right w:val="nil"/>
             </w:tcBorders>
           </w:tcPr>
-          <w:p/>
+          <w:p>
+            <w:pPr>
+              <w:rPr>
+                <w:rFonts w:ascii="Cambria" w:hAnsi="Cambria"/>
+              </w:rPr>
+            </w:pPr>
+          </w:p>
         </w:tc>
       </w:tr>
       <w:tr>
@@ -1224,7 +1449,13 @@
               <w:left w:val="nil"/>
             </w:tcBorders>
           </w:tcPr>
-          <w:p/>
+          <w:p>
+            <w:pPr>
+              <w:rPr>
+                <w:rFonts w:ascii="Cambria" w:hAnsi="Cambria"/>
+              </w:rPr>
+            </w:pPr>
+          </w:p>
         </w:tc>
         <w:tc>
           <w:tcPr>
@@ -1233,7 +1464,13 @@
               <w:top w:val="single" w:sz="4" w:space="0" w:color="auto"/>
             </w:tcBorders>
           </w:tcPr>
-          <w:p/>
+          <w:p>
+            <w:pPr>
+              <w:rPr>
+                <w:rFonts w:ascii="Cambria" w:hAnsi="Cambria"/>
+              </w:rPr>
+            </w:pPr>
+          </w:p>
         </w:tc>
         <w:tc>
           <w:tcPr>
@@ -1243,7 +1480,13 @@
               <w:right w:val="single" w:sz="24" w:space="0" w:color="auto"/>
             </w:tcBorders>
           </w:tcPr>
-          <w:p/>
+          <w:p>
+            <w:pPr>
+              <w:rPr>
+                <w:rFonts w:ascii="Cambria" w:hAnsi="Cambria"/>
+              </w:rPr>
+            </w:pPr>
+          </w:p>
         </w:tc>
         <w:tc>
           <w:tcPr>
@@ -1252,13 +1495,25 @@
               <w:left w:val="single" w:sz="24" w:space="0" w:color="auto"/>
             </w:tcBorders>
           </w:tcPr>
-          <w:p/>
+          <w:p>
+            <w:pPr>
+              <w:rPr>
+                <w:rFonts w:ascii="Cambria" w:hAnsi="Cambria"/>
+              </w:rPr>
+            </w:pPr>
+          </w:p>
         </w:tc>
         <w:tc>
           <w:tcPr>
             <w:tcW w:w="1559" w:type="dxa"/>
           </w:tcPr>
-          <w:p/>
+          <w:p>
+            <w:pPr>
+              <w:rPr>
+                <w:rFonts w:ascii="Cambria" w:hAnsi="Cambria"/>
+              </w:rPr>
+            </w:pPr>
+          </w:p>
         </w:tc>
         <w:tc>
           <w:tcPr>
@@ -1268,7 +1523,13 @@
               <w:right w:val="nil"/>
             </w:tcBorders>
           </w:tcPr>
-          <w:p/>
+          <w:p>
+            <w:pPr>
+              <w:rPr>
+                <w:rFonts w:ascii="Cambria" w:hAnsi="Cambria"/>
+              </w:rPr>
+            </w:pPr>
+          </w:p>
         </w:tc>
       </w:tr>
       <w:tr>
@@ -1280,7 +1541,13 @@
               <w:left w:val="nil"/>
             </w:tcBorders>
           </w:tcPr>
-          <w:p/>
+          <w:p>
+            <w:pPr>
+              <w:rPr>
+                <w:rFonts w:ascii="Cambria" w:hAnsi="Cambria"/>
+              </w:rPr>
+            </w:pPr>
+          </w:p>
         </w:tc>
         <w:tc>
           <w:tcPr>
@@ -1289,7 +1556,13 @@
               <w:top w:val="single" w:sz="4" w:space="0" w:color="auto"/>
             </w:tcBorders>
           </w:tcPr>
-          <w:p/>
+          <w:p>
+            <w:pPr>
+              <w:rPr>
+                <w:rFonts w:ascii="Cambria" w:hAnsi="Cambria"/>
+              </w:rPr>
+            </w:pPr>
+          </w:p>
         </w:tc>
         <w:tc>
           <w:tcPr>
@@ -1299,7 +1572,13 @@
               <w:right w:val="single" w:sz="24" w:space="0" w:color="auto"/>
             </w:tcBorders>
           </w:tcPr>
-          <w:p/>
+          <w:p>
+            <w:pPr>
+              <w:rPr>
+                <w:rFonts w:ascii="Cambria" w:hAnsi="Cambria"/>
+              </w:rPr>
+            </w:pPr>
+          </w:p>
         </w:tc>
         <w:tc>
           <w:tcPr>
@@ -1308,13 +1587,25 @@
               <w:left w:val="single" w:sz="24" w:space="0" w:color="auto"/>
             </w:tcBorders>
           </w:tcPr>
-          <w:p/>
+          <w:p>
+            <w:pPr>
+              <w:rPr>
+                <w:rFonts w:ascii="Cambria" w:hAnsi="Cambria"/>
+              </w:rPr>
+            </w:pPr>
+          </w:p>
         </w:tc>
         <w:tc>
           <w:tcPr>
             <w:tcW w:w="1559" w:type="dxa"/>
           </w:tcPr>
-          <w:p/>
+          <w:p>
+            <w:pPr>
+              <w:rPr>
+                <w:rFonts w:ascii="Cambria" w:hAnsi="Cambria"/>
+              </w:rPr>
+            </w:pPr>
+          </w:p>
         </w:tc>
         <w:tc>
           <w:tcPr>
@@ -1324,7 +1615,13 @@
               <w:right w:val="nil"/>
             </w:tcBorders>
           </w:tcPr>
-          <w:p/>
+          <w:p>
+            <w:pPr>
+              <w:rPr>
+                <w:rFonts w:ascii="Cambria" w:hAnsi="Cambria"/>
+              </w:rPr>
+            </w:pPr>
+          </w:p>
         </w:tc>
       </w:tr>
       <w:tr>
@@ -1336,7 +1633,13 @@
               <w:left w:val="nil"/>
             </w:tcBorders>
           </w:tcPr>
-          <w:p/>
+          <w:p>
+            <w:pPr>
+              <w:rPr>
+                <w:rFonts w:ascii="Cambria" w:hAnsi="Cambria"/>
+              </w:rPr>
+            </w:pPr>
+          </w:p>
         </w:tc>
         <w:tc>
           <w:tcPr>
@@ -1345,7 +1648,13 @@
               <w:top w:val="single" w:sz="4" w:space="0" w:color="auto"/>
             </w:tcBorders>
           </w:tcPr>
-          <w:p/>
+          <w:p>
+            <w:pPr>
+              <w:rPr>
+                <w:rFonts w:ascii="Cambria" w:hAnsi="Cambria"/>
+              </w:rPr>
+            </w:pPr>
+          </w:p>
         </w:tc>
         <w:tc>
           <w:tcPr>
@@ -1355,7 +1664,13 @@
               <w:right w:val="single" w:sz="24" w:space="0" w:color="auto"/>
             </w:tcBorders>
           </w:tcPr>
-          <w:p/>
+          <w:p>
+            <w:pPr>
+              <w:rPr>
+                <w:rFonts w:ascii="Cambria" w:hAnsi="Cambria"/>
+              </w:rPr>
+            </w:pPr>
+          </w:p>
         </w:tc>
         <w:tc>
           <w:tcPr>
@@ -1364,13 +1679,25 @@
               <w:left w:val="single" w:sz="24" w:space="0" w:color="auto"/>
             </w:tcBorders>
           </w:tcPr>
-          <w:p/>
+          <w:p>
+            <w:pPr>
+              <w:rPr>
+                <w:rFonts w:ascii="Cambria" w:hAnsi="Cambria"/>
+              </w:rPr>
+            </w:pPr>
+          </w:p>
         </w:tc>
         <w:tc>
           <w:tcPr>
             <w:tcW w:w="1559" w:type="dxa"/>
           </w:tcPr>
-          <w:p/>
+          <w:p>
+            <w:pPr>
+              <w:rPr>
+                <w:rFonts w:ascii="Cambria" w:hAnsi="Cambria"/>
+              </w:rPr>
+            </w:pPr>
+          </w:p>
         </w:tc>
         <w:tc>
           <w:tcPr>
@@ -1380,7 +1707,13 @@
               <w:right w:val="nil"/>
             </w:tcBorders>
           </w:tcPr>
-          <w:p/>
+          <w:p>
+            <w:pPr>
+              <w:rPr>
+                <w:rFonts w:ascii="Cambria" w:hAnsi="Cambria"/>
+              </w:rPr>
+            </w:pPr>
+          </w:p>
         </w:tc>
       </w:tr>
       <w:tr>
@@ -1392,7 +1725,13 @@
               <w:left w:val="nil"/>
             </w:tcBorders>
           </w:tcPr>
-          <w:p/>
+          <w:p>
+            <w:pPr>
+              <w:rPr>
+                <w:rFonts w:ascii="Cambria" w:hAnsi="Cambria"/>
+              </w:rPr>
+            </w:pPr>
+          </w:p>
         </w:tc>
         <w:tc>
           <w:tcPr>
@@ -1401,7 +1740,13 @@
               <w:top w:val="single" w:sz="4" w:space="0" w:color="auto"/>
             </w:tcBorders>
           </w:tcPr>
-          <w:p/>
+          <w:p>
+            <w:pPr>
+              <w:rPr>
+                <w:rFonts w:ascii="Cambria" w:hAnsi="Cambria"/>
+              </w:rPr>
+            </w:pPr>
+          </w:p>
         </w:tc>
         <w:tc>
           <w:tcPr>
@@ -1411,7 +1756,13 @@
               <w:right w:val="single" w:sz="24" w:space="0" w:color="auto"/>
             </w:tcBorders>
           </w:tcPr>
-          <w:p/>
+          <w:p>
+            <w:pPr>
+              <w:rPr>
+                <w:rFonts w:ascii="Cambria" w:hAnsi="Cambria"/>
+              </w:rPr>
+            </w:pPr>
+          </w:p>
         </w:tc>
         <w:tc>
           <w:tcPr>
@@ -1420,13 +1771,25 @@
               <w:left w:val="single" w:sz="24" w:space="0" w:color="auto"/>
             </w:tcBorders>
           </w:tcPr>
-          <w:p/>
+          <w:p>
+            <w:pPr>
+              <w:rPr>
+                <w:rFonts w:ascii="Cambria" w:hAnsi="Cambria"/>
+              </w:rPr>
+            </w:pPr>
+          </w:p>
         </w:tc>
         <w:tc>
           <w:tcPr>
             <w:tcW w:w="1559" w:type="dxa"/>
           </w:tcPr>
-          <w:p/>
+          <w:p>
+            <w:pPr>
+              <w:rPr>
+                <w:rFonts w:ascii="Cambria" w:hAnsi="Cambria"/>
+              </w:rPr>
+            </w:pPr>
+          </w:p>
         </w:tc>
         <w:tc>
           <w:tcPr>
@@ -1436,7 +1799,13 @@
               <w:right w:val="nil"/>
             </w:tcBorders>
           </w:tcPr>
-          <w:p/>
+          <w:p>
+            <w:pPr>
+              <w:rPr>
+                <w:rFonts w:ascii="Cambria" w:hAnsi="Cambria"/>
+              </w:rPr>
+            </w:pPr>
+          </w:p>
         </w:tc>
       </w:tr>
       <w:tr>
@@ -1448,7 +1817,13 @@
               <w:left w:val="nil"/>
             </w:tcBorders>
           </w:tcPr>
-          <w:p/>
+          <w:p>
+            <w:pPr>
+              <w:rPr>
+                <w:rFonts w:ascii="Cambria" w:hAnsi="Cambria"/>
+              </w:rPr>
+            </w:pPr>
+          </w:p>
         </w:tc>
         <w:tc>
           <w:tcPr>
@@ -1457,7 +1832,13 @@
               <w:top w:val="single" w:sz="4" w:space="0" w:color="auto"/>
             </w:tcBorders>
           </w:tcPr>
-          <w:p/>
+          <w:p>
+            <w:pPr>
+              <w:rPr>
+                <w:rFonts w:ascii="Cambria" w:hAnsi="Cambria"/>
+              </w:rPr>
+            </w:pPr>
+          </w:p>
         </w:tc>
         <w:tc>
           <w:tcPr>
@@ -1467,7 +1848,13 @@
               <w:right w:val="single" w:sz="24" w:space="0" w:color="auto"/>
             </w:tcBorders>
           </w:tcPr>
-          <w:p/>
+          <w:p>
+            <w:pPr>
+              <w:rPr>
+                <w:rFonts w:ascii="Cambria" w:hAnsi="Cambria"/>
+              </w:rPr>
+            </w:pPr>
+          </w:p>
         </w:tc>
         <w:tc>
           <w:tcPr>
@@ -1476,13 +1863,25 @@
               <w:left w:val="single" w:sz="24" w:space="0" w:color="auto"/>
             </w:tcBorders>
           </w:tcPr>
-          <w:p/>
+          <w:p>
+            <w:pPr>
+              <w:rPr>
+                <w:rFonts w:ascii="Cambria" w:hAnsi="Cambria"/>
+              </w:rPr>
+            </w:pPr>
+          </w:p>
         </w:tc>
         <w:tc>
           <w:tcPr>
             <w:tcW w:w="1559" w:type="dxa"/>
           </w:tcPr>
-          <w:p/>
+          <w:p>
+            <w:pPr>
+              <w:rPr>
+                <w:rFonts w:ascii="Cambria" w:hAnsi="Cambria"/>
+              </w:rPr>
+            </w:pPr>
+          </w:p>
         </w:tc>
         <w:tc>
           <w:tcPr>
@@ -1492,24 +1891,37 @@
               <w:right w:val="nil"/>
             </w:tcBorders>
           </w:tcPr>
-          <w:p/>
+          <w:p>
+            <w:pPr>
+              <w:rPr>
+                <w:rFonts w:ascii="Cambria" w:hAnsi="Cambria"/>
+              </w:rPr>
+            </w:pPr>
+          </w:p>
         </w:tc>
       </w:tr>
     </w:tbl>
     <w:p>
       <w:pPr>
         <w:spacing w:after="0" w:line="240" w:lineRule="auto"/>
+        <w:rPr>
+          <w:rFonts w:ascii="Cambria" w:hAnsi="Cambria"/>
+        </w:rPr>
       </w:pPr>
     </w:p>
     <w:p>
       <w:pPr>
         <w:spacing w:after="0" w:line="240" w:lineRule="auto"/>
+        <w:rPr>
+          <w:rFonts w:ascii="Cambria" w:hAnsi="Cambria"/>
+        </w:rPr>
       </w:pPr>
     </w:p>
     <w:p>
       <w:pPr>
         <w:spacing w:after="0" w:line="240" w:lineRule="auto"/>
         <w:rPr>
+          <w:rFonts w:ascii="Cambria" w:hAnsi="Cambria"/>
           <w:sz w:val="16"/>
           <w:szCs w:val="16"/>
           <w:lang w:val="es-ES"/>
@@ -1517,7 +1929,7 @@
       </w:pPr>
       <w:r>
         <w:rPr>
-          <w:rFonts w:cstheme="minorHAnsi"/>
+          <w:rFonts w:ascii="Cambria" w:hAnsi="Cambria" w:cstheme="minorHAnsi"/>
           <w:sz w:val="16"/>
           <w:szCs w:val="16"/>
           <w:lang w:val="es-AR"/>
@@ -1527,7 +1939,7 @@
       <w:proofErr w:type="spellStart"/>
       <w:r>
         <w:rPr>
-          <w:rFonts w:cstheme="minorHAnsi"/>
+          <w:rFonts w:ascii="Cambria" w:hAnsi="Cambria" w:cstheme="minorHAnsi"/>
           <w:sz w:val="16"/>
           <w:szCs w:val="16"/>
           <w:lang w:val="es-AR"/>
@@ -1537,7 +1949,7 @@
       <w:proofErr w:type="spellEnd"/>
       <w:r>
         <w:rPr>
-          <w:rFonts w:cstheme="minorHAnsi"/>
+          <w:rFonts w:ascii="Cambria" w:hAnsi="Cambria" w:cstheme="minorHAnsi"/>
           <w:sz w:val="16"/>
           <w:szCs w:val="16"/>
           <w:lang w:val="es-AR"/>
@@ -1546,6 +1958,7 @@
       </w:r>
       <w:r>
         <w:rPr>
+          <w:rFonts w:ascii="Cambria" w:hAnsi="Cambria"/>
           <w:sz w:val="16"/>
           <w:szCs w:val="16"/>
           <w:lang w:val="es-ES"/>
@@ -1555,6 +1968,7 @@
       <w:bookmarkStart w:id="4" w:name="bmk5"/>
       <w:r>
         <w:rPr>
+          <w:rFonts w:ascii="Cambria" w:hAnsi="Cambria"/>
           <w:sz w:val="16"/>
           <w:szCs w:val="16"/>
           <w:lang w:val="es-ES"/>
@@ -1563,6 +1977,7 @@
       </w:r>
       <w:r>
         <w:rPr>
+          <w:rFonts w:ascii="Cambria" w:hAnsi="Cambria"/>
           <w:sz w:val="16"/>
           <w:szCs w:val="16"/>
           <w:lang w:val="es-ES"/>
@@ -1572,6 +1987,7 @@
       <w:bookmarkEnd w:id="4"/>
       <w:r>
         <w:rPr>
+          <w:rFonts w:ascii="Cambria" w:hAnsi="Cambria"/>
           <w:sz w:val="16"/>
           <w:szCs w:val="16"/>
           <w:lang w:val="es-ES"/>
@@ -1583,6 +1999,7 @@
       <w:pPr>
         <w:spacing w:after="0" w:line="240" w:lineRule="auto"/>
         <w:rPr>
+          <w:rFonts w:ascii="Cambria" w:hAnsi="Cambria"/>
           <w:sz w:val="16"/>
           <w:szCs w:val="16"/>
           <w:lang w:val="es-ES"/>
@@ -1590,6 +2007,7 @@
       </w:pPr>
       <w:r>
         <w:rPr>
+          <w:rFonts w:ascii="Cambria" w:hAnsi="Cambria"/>
           <w:sz w:val="16"/>
           <w:szCs w:val="16"/>
           <w:lang w:val="es-ES"/>
@@ -1598,6 +2016,7 @@
       </w:r>
       <w:r>
         <w:rPr>
+          <w:rFonts w:ascii="Cambria" w:hAnsi="Cambria"/>
           <w:sz w:val="16"/>
           <w:szCs w:val="16"/>
           <w:lang w:val="es-ES"/>
@@ -1607,6 +2026,7 @@
       <w:bookmarkStart w:id="5" w:name="bmk6"/>
       <w:r>
         <w:rPr>
+          <w:rFonts w:ascii="Cambria" w:hAnsi="Cambria"/>
           <w:sz w:val="16"/>
           <w:szCs w:val="16"/>
           <w:lang w:val="es-ES"/>
@@ -2369,6 +2789,17 @@
 </file>
 
 <file path=customXml/item1.xml><?xml version="1.0" encoding="utf-8"?>
+<p:properties xmlns:p="http://schemas.microsoft.com/office/2006/metadata/properties" xmlns:xsi="http://www.w3.org/2001/XMLSchema-instance" xmlns:pc="http://schemas.microsoft.com/office/infopath/2007/PartnerControls">
+  <documentManagement>
+    <lcf76f155ced4ddcb4097134ff3c332f xmlns="2199b669-f139-4cad-81c0-f0198b00fad6">
+      <Terms xmlns="http://schemas.microsoft.com/office/infopath/2007/PartnerControls"/>
+    </lcf76f155ced4ddcb4097134ff3c332f>
+    <TaxCatchAll xmlns="5e13aadc-de86-43ee-b386-40c01ba74c80" xsi:nil="true"/>
+  </documentManagement>
+</p:properties>
+</file>
+
+<file path=customXml/item2.xml><?xml version="1.0" encoding="utf-8"?>
 <ct:contentTypeSchema xmlns:ct="http://schemas.microsoft.com/office/2006/metadata/contentType" xmlns:ma="http://schemas.microsoft.com/office/2006/metadata/properties/metaAttributes" ct:_="" ma:_="" ma:contentTypeName="Document" ma:contentTypeID="0x01010067970A7EC1C90C48A386F8B78D31816E" ma:contentTypeVersion="18" ma:contentTypeDescription="Create a new document." ma:contentTypeScope="" ma:versionID="7c5a1f6eeb0442f3fe3a122bfaf1a852">
   <xsd:schema xmlns:xsd="http://www.w3.org/2001/XMLSchema" xmlns:xs="http://www.w3.org/2001/XMLSchema" xmlns:p="http://schemas.microsoft.com/office/2006/metadata/properties" xmlns:ns2="2199b669-f139-4cad-81c0-f0198b00fad6" xmlns:ns3="cc7c30c3-4b65-4cc6-b84c-43aad756a2f2" xmlns:ns4="5e13aadc-de86-43ee-b386-40c01ba74c80" targetNamespace="http://schemas.microsoft.com/office/2006/metadata/properties" ma:root="true" ma:fieldsID="705beb6a12754410c5695455629349f7" ns2:_="" ns3:_="" ns4:_="">
     <xsd:import namespace="2199b669-f139-4cad-81c0-f0198b00fad6"/>
@@ -2628,7 +3059,7 @@
 </ct:contentTypeSchema>
 </file>
 
-<file path=customXml/item2.xml><?xml version="1.0" encoding="utf-8"?>
+<file path=customXml/item3.xml><?xml version="1.0" encoding="utf-8"?>
 <?mso-contentType ?>
 <FormTemplates xmlns="http://schemas.microsoft.com/sharepoint/v3/contenttype/forms">
   <Display>DocumentLibraryForm</Display>
@@ -2637,25 +3068,41 @@
 </FormTemplates>
 </file>
 
-<file path=customXml/item3.xml><?xml version="1.0" encoding="utf-8"?>
-<p:properties xmlns:p="http://schemas.microsoft.com/office/2006/metadata/properties" xmlns:xsi="http://www.w3.org/2001/XMLSchema-instance" xmlns:pc="http://schemas.microsoft.com/office/infopath/2007/PartnerControls">
-  <documentManagement>
-    <lcf76f155ced4ddcb4097134ff3c332f xmlns="2199b669-f139-4cad-81c0-f0198b00fad6">
-      <Terms xmlns="http://schemas.microsoft.com/office/infopath/2007/PartnerControls"/>
-    </lcf76f155ced4ddcb4097134ff3c332f>
-    <TaxCatchAll xmlns="5e13aadc-de86-43ee-b386-40c01ba74c80" xsi:nil="true"/>
-  </documentManagement>
-</p:properties>
-</file>
-
 <file path=customXml/itemProps1.xml><?xml version="1.0" encoding="utf-8"?>
-<ds:datastoreItem xmlns:ds="http://schemas.openxmlformats.org/officeDocument/2006/customXml" ds:itemID="{A71F9866-CDF1-4877-9ED1-0B985EBEE85D}"/>
+<ds:datastoreItem xmlns:ds="http://schemas.openxmlformats.org/officeDocument/2006/customXml" ds:itemID="{13119630-5597-4843-BBEF-E59BC390A8C1}">
+  <ds:schemaRefs>
+    <ds:schemaRef ds:uri="http://schemas.microsoft.com/office/2006/metadata/properties"/>
+    <ds:schemaRef ds:uri="http://schemas.microsoft.com/office/infopath/2007/PartnerControls"/>
+    <ds:schemaRef ds:uri="2199b669-f139-4cad-81c0-f0198b00fad6"/>
+    <ds:schemaRef ds:uri="5e13aadc-de86-43ee-b386-40c01ba74c80"/>
+  </ds:schemaRefs>
+</ds:datastoreItem>
 </file>
 
 <file path=customXml/itemProps2.xml><?xml version="1.0" encoding="utf-8"?>
-<ds:datastoreItem xmlns:ds="http://schemas.openxmlformats.org/officeDocument/2006/customXml" ds:itemID="{2AFBBD44-ABE9-45E1-AB44-EBBCAFAE8D13}"/>
+<ds:datastoreItem xmlns:ds="http://schemas.openxmlformats.org/officeDocument/2006/customXml" ds:itemID="{A71F9866-CDF1-4877-9ED1-0B985EBEE85D}">
+  <ds:schemaRefs>
+    <ds:schemaRef ds:uri="http://schemas.microsoft.com/office/2006/metadata/contentType"/>
+    <ds:schemaRef ds:uri="http://schemas.microsoft.com/office/2006/metadata/properties/metaAttributes"/>
+    <ds:schemaRef ds:uri="http://www.w3.org/2001/XMLSchema"/>
+    <ds:schemaRef ds:uri="http://schemas.microsoft.com/office/2006/metadata/properties"/>
+    <ds:schemaRef ds:uri="2199b669-f139-4cad-81c0-f0198b00fad6"/>
+    <ds:schemaRef ds:uri="cc7c30c3-4b65-4cc6-b84c-43aad756a2f2"/>
+    <ds:schemaRef ds:uri="5e13aadc-de86-43ee-b386-40c01ba74c80"/>
+    <ds:schemaRef ds:uri="http://schemas.microsoft.com/office/2006/documentManagement/types"/>
+    <ds:schemaRef ds:uri="http://schemas.microsoft.com/office/infopath/2007/PartnerControls"/>
+    <ds:schemaRef ds:uri="http://schemas.openxmlformats.org/package/2006/metadata/core-properties"/>
+    <ds:schemaRef ds:uri="http://purl.org/dc/elements/1.1/"/>
+    <ds:schemaRef ds:uri="http://purl.org/dc/terms/"/>
+    <ds:schemaRef ds:uri="http://schemas.microsoft.com/internal/obd"/>
+  </ds:schemaRefs>
+</ds:datastoreItem>
 </file>
 
 <file path=customXml/itemProps3.xml><?xml version="1.0" encoding="utf-8"?>
-<ds:datastoreItem xmlns:ds="http://schemas.openxmlformats.org/officeDocument/2006/customXml" ds:itemID="{13119630-5597-4843-BBEF-E59BC390A8C1}"/>
+<ds:datastoreItem xmlns:ds="http://schemas.openxmlformats.org/officeDocument/2006/customXml" ds:itemID="{2AFBBD44-ABE9-45E1-AB44-EBBCAFAE8D13}">
+  <ds:schemaRefs>
+    <ds:schemaRef ds:uri="http://schemas.microsoft.com/sharepoint/v3/contenttype/forms"/>
+  </ds:schemaRefs>
+</ds:datastoreItem>
 </file>